--- a/public/cv/turkish/CV-modern.docx
+++ b/public/cv/turkish/CV-modern.docx
@@ -264,7 +264,7 @@
         <w:rPr>
           <w:lang w:val="tr"/>
         </w:rPr>
-        <w:t xml:space="preserve">BT envanter, stok ve zimmet takibi için PostgreSQL şeması</w:t>
+        <w:t xml:space="preserve">BT envanter, stok ve zimmet takibi için PostgreSQL şeması.</w:t>
       </w:r>
     </w:p>
     <w:p>
@@ -279,7 +279,7 @@
         <w:rPr>
           <w:lang w:val="tr"/>
         </w:rPr>
-        <w:t xml:space="preserve">İş gereksinimlerinden React + TypeScript CRM prototipi</w:t>
+        <w:t xml:space="preserve">İş gereksinimlerinden React + TypeScript CRM prototipi.</w:t>
       </w:r>
     </w:p>
     <w:p>
@@ -294,7 +294,7 @@
         <w:rPr>
           <w:lang w:val="tr"/>
         </w:rPr>
-        <w:t xml:space="preserve">SAP, Jira ve Qlik süreçleri; MASSGuard AI konsepti</w:t>
+        <w:t xml:space="preserve">SAP, Jira ve Qlik süreçleri; MASSGuard AI konsepti.</w:t>
       </w:r>
     </w:p>
     <w:p>
@@ -326,7 +326,7 @@
         <w:rPr>
           <w:lang w:val="tr"/>
         </w:rPr>
-        <w:t xml:space="preserve">SQL Server yedekleme platformu: çok kiracılı ASP.NET Core API, Quartz.NET, PostgreSQL, agent, React arayüzü</w:t>
+        <w:t xml:space="preserve">SQL Server yedekleme platformu: çok kiracılı ASP.NET Core API, Quartz.NET, PostgreSQL, agent, React arayüzü.</w:t>
       </w:r>
     </w:p>
     <w:p>
@@ -341,7 +341,7 @@
         <w:rPr>
           <w:lang w:val="tr"/>
         </w:rPr>
-        <w:t xml:space="preserve">Çevrimdışı öncelikli IMAP/SMTP mail istemcisi: .NET 10 + PostgreSQL backend, Flutter uygulaması</w:t>
+        <w:t xml:space="preserve">Çevrimdışı öncelikli IMAP/SMTP mail istemcisi: .NET 10 + PostgreSQL backend, Flutter uygulaması.</w:t>
       </w:r>
     </w:p>
     <w:p>
@@ -356,7 +356,7 @@
         <w:rPr>
           <w:lang w:val="tr"/>
         </w:rPr>
-        <w:t xml:space="preserve">Firmanın mutabakat web uygulamasına küçük katkı (backend düzeltmeleri, erişilebilir arayüz)</w:t>
+        <w:t xml:space="preserve">Firmanın mutabakat web uygulamasına küçük katkı (backend düzeltmeleri, erişilebilir arayüz).</w:t>
       </w:r>
     </w:p>
     <w:p>
@@ -371,7 +371,7 @@
         <w:rPr>
           <w:lang w:val="tr"/>
         </w:rPr>
-        <w:t xml:space="preserve">Referans istenirse paylaşılabilir</w:t>
+        <w:t xml:space="preserve">Referans istenirse paylaşılabilir.</w:t>
       </w:r>
     </w:p>
     <w:p>
@@ -403,7 +403,7 @@
         <w:rPr>
           <w:lang w:val="tr"/>
         </w:rPr>
-        <w:t xml:space="preserve">JSON tabanlı Python CLI uygulaması</w:t>
+        <w:t xml:space="preserve">JSON tabanlı Python CLI uygulaması.</w:t>
       </w:r>
     </w:p>
     <w:p>
@@ -418,7 +418,7 @@
         <w:rPr>
           <w:lang w:val="tr"/>
         </w:rPr>
-        <w:t xml:space="preserve">Excel dashboard, AutoCAD çizim ve Blender 3D oda</w:t>
+        <w:t xml:space="preserve">Excel dashboard, AutoCAD çizim ve Blender 3D oda.</w:t>
       </w:r>
     </w:p>
     <w:bookmarkEnd w:id="17"/>
@@ -542,7 +542,7 @@
         <w:rPr>
           <w:lang w:val="tr"/>
         </w:rPr>
-        <w:t xml:space="preserve">Veri yapıları, algoritmalar, veritabanları, işletim sistemleri</w:t>
+        <w:t xml:space="preserve">Veri yapıları, algoritmalar, veritabanları, işletim sistemleri.</w:t>
       </w:r>
     </w:p>
     <w:p>
@@ -557,7 +557,7 @@
         <w:rPr>
           <w:lang w:val="tr"/>
         </w:rPr>
-        <w:t xml:space="preserve">Yazılım mühendisliği, web teknolojileri, bilgisayar ağları</w:t>
+        <w:t xml:space="preserve">Yazılım mühendisliği, web teknolojileri, bilgisayar ağları.</w:t>
       </w:r>
     </w:p>
     <w:p>
@@ -572,7 +572,7 @@
         <w:rPr>
           <w:lang w:val="tr"/>
         </w:rPr>
-        <w:t xml:space="preserve">Makine öğrenmesi, yapay zeka, grafik, bulut bilişim</w:t>
+        <w:t xml:space="preserve">Makine öğrenmesi, yapay zeka, grafik, bulut bilişim.</w:t>
       </w:r>
     </w:p>
     <w:p>
@@ -604,7 +604,7 @@
         <w:rPr>
           <w:lang w:val="tr"/>
         </w:rPr>
-        <w:t xml:space="preserve">Erasmus değişim programı, C++ ile OOP</w:t>
+        <w:t xml:space="preserve">Erasmus değişim programı, C++ ile OOP.</w:t>
       </w:r>
     </w:p>
     <w:p>
@@ -619,7 +619,7 @@
         <w:rPr>
           <w:lang w:val="tr"/>
         </w:rPr>
-        <w:t xml:space="preserve">Blender ile 3D animasyon ve grafik</w:t>
+        <w:t xml:space="preserve">Blender ile 3D animasyon ve grafik.</w:t>
       </w:r>
     </w:p>
     <w:bookmarkEnd w:id="19"/>

--- a/public/cv/turkish/CV-modern.docx
+++ b/public/cv/turkish/CV-modern.docx
@@ -264,7 +264,7 @@
         <w:rPr>
           <w:lang w:val="tr"/>
         </w:rPr>
-        <w:t xml:space="preserve">BT envanter, stok ve zimmet takibi için PostgreSQL şeması.</w:t>
+        <w:t xml:space="preserve">BT envanter ve zimmet için eksiksiz bir PostgreSQL veritabanı.</w:t>
       </w:r>
     </w:p>
     <w:p>
@@ -279,7 +279,7 @@
         <w:rPr>
           <w:lang w:val="tr"/>
         </w:rPr>
-        <w:t xml:space="preserve">İş gereksinimlerinden React + TypeScript CRM prototipi.</w:t>
+        <w:t xml:space="preserve">Müşteri talep case study'si: kapsam, gereksinimler, wireframe, React prototipi.</w:t>
       </w:r>
     </w:p>
     <w:p>
@@ -299,6 +299,21 @@
     </w:p>
     <w:p>
       <w:pPr>
+        <w:pStyle w:val="Compact"/>
+        <w:numPr>
+          <w:ilvl w:val="0"/>
+          <w:numId w:val="1003"/>
+        </w:numPr>
+      </w:pPr>
+      <w:r>
+        <w:rPr>
+          <w:lang w:val="tr"/>
+        </w:rPr>
+        <w:t xml:space="preserve">Referans istenirse paylaşılır.</w:t>
+      </w:r>
+    </w:p>
+    <w:p>
+      <w:pPr>
         <w:pStyle w:val="FirstParagraph"/>
       </w:pPr>
       <w:r>
@@ -371,7 +386,7 @@
         <w:rPr>
           <w:lang w:val="tr"/>
         </w:rPr>
-        <w:t xml:space="preserve">Referans istenirse paylaşılabilir.</w:t>
+        <w:t xml:space="preserve">Referans istenirse paylaşılır.</w:t>
       </w:r>
     </w:p>
     <w:p>

--- a/public/cv/turkish/CV-modern.docx
+++ b/public/cv/turkish/CV-modern.docx
@@ -164,7 +164,7 @@
         <w:rPr>
           <w:lang w:val="tr"/>
         </w:rPr>
-        <w:t xml:space="preserve">Java, C#, TypeScript, SQL, HTML, CSS</w:t>
+        <w:t xml:space="preserve">Programlama Dilleri</w:t>
       </w:r>
     </w:p>
     <w:p>
@@ -179,7 +179,112 @@
         <w:rPr>
           <w:lang w:val="tr"/>
         </w:rPr>
-        <w:t xml:space="preserve">React, Next.js, React Native, Flutter, NestJS, REST API, .NET, .NET Web API, MS SQL Server, PostgreSQL, Expo</w:t>
+        <w:t xml:space="preserve">Java, C#, TypeScript</w:t>
+      </w:r>
+    </w:p>
+    <w:p>
+      <w:pPr>
+        <w:pStyle w:val="Compact"/>
+        <w:numPr>
+          <w:ilvl w:val="0"/>
+          <w:numId w:val="1002"/>
+        </w:numPr>
+      </w:pPr>
+      <w:r>
+        <w:rPr>
+          <w:lang w:val="tr"/>
+        </w:rPr>
+        <w:t xml:space="preserve">SQL, HTML, CSS</w:t>
+      </w:r>
+    </w:p>
+    <w:p>
+      <w:pPr>
+        <w:pStyle w:val="Compact"/>
+        <w:numPr>
+          <w:ilvl w:val="0"/>
+          <w:numId w:val="1002"/>
+        </w:numPr>
+      </w:pPr>
+      <w:r>
+        <w:rPr>
+          <w:lang w:val="tr"/>
+        </w:rPr>
+        <w:t xml:space="preserve">Framework ve Teknolojiler</w:t>
+      </w:r>
+    </w:p>
+    <w:p>
+      <w:pPr>
+        <w:pStyle w:val="Compact"/>
+        <w:numPr>
+          <w:ilvl w:val="0"/>
+          <w:numId w:val="1002"/>
+        </w:numPr>
+      </w:pPr>
+      <w:r>
+        <w:rPr>
+          <w:lang w:val="tr"/>
+        </w:rPr>
+        <w:t xml:space="preserve">Frontend: React, Next.js</w:t>
+      </w:r>
+    </w:p>
+    <w:p>
+      <w:pPr>
+        <w:pStyle w:val="Compact"/>
+        <w:numPr>
+          <w:ilvl w:val="0"/>
+          <w:numId w:val="1002"/>
+        </w:numPr>
+      </w:pPr>
+      <w:r>
+        <w:rPr>
+          <w:lang w:val="tr"/>
+        </w:rPr>
+        <w:t xml:space="preserve">Mobil: React Native, Flutter, Expo</w:t>
+      </w:r>
+    </w:p>
+    <w:p>
+      <w:pPr>
+        <w:pStyle w:val="Compact"/>
+        <w:numPr>
+          <w:ilvl w:val="0"/>
+          <w:numId w:val="1002"/>
+        </w:numPr>
+      </w:pPr>
+      <w:r>
+        <w:rPr>
+          <w:lang w:val="tr"/>
+        </w:rPr>
+        <w:t xml:space="preserve">Backend: NestJS, .NET, .NET Web API, REST API</w:t>
+      </w:r>
+    </w:p>
+    <w:p>
+      <w:pPr>
+        <w:pStyle w:val="Compact"/>
+        <w:numPr>
+          <w:ilvl w:val="0"/>
+          <w:numId w:val="1002"/>
+        </w:numPr>
+      </w:pPr>
+      <w:r>
+        <w:rPr>
+          <w:lang w:val="tr"/>
+        </w:rPr>
+        <w:t xml:space="preserve">Veritabanı: PostgreSQL, MS SQL Server</w:t>
+      </w:r>
+    </w:p>
+    <w:p>
+      <w:pPr>
+        <w:pStyle w:val="Compact"/>
+        <w:numPr>
+          <w:ilvl w:val="0"/>
+          <w:numId w:val="1002"/>
+        </w:numPr>
+      </w:pPr>
+      <w:r>
+        <w:rPr>
+          <w:lang w:val="tr"/>
+        </w:rPr>
+        <w:t xml:space="preserve">Araçlar ve Yazılımlar</w:t>
       </w:r>
     </w:p>
     <w:p>
